--- a/8-资源管理/流程制度规范类文件/HFSJ-ITSS-0806-运维服务服务数据管理制度.docx
+++ b/8-资源管理/流程制度规范类文件/HFSJ-ITSS-0806-运维服务服务数据管理制度.docx
@@ -4885,7 +4885,7 @@
         <w:bidi w:val="0"/>
       </w:pPr>
       <w:r>
-        <w:t>本制度适用于公司通过计算机网络或其他信息传输途径形成的具有规范格式、载有与公司活动有关的电子数据、图像、影像等电子数据文件的管理，涵盖运维部、研发部、产品产品质量部、综合部等所有涉及服务数据生成的部门。</w:t>
+        <w:t>本制度适用于公司通过计算机网络或其他信息传输途径形成的具有规范格式、载有与公司活动有关的电子数据、图像、影像等电子数据文件的管理，涵盖运维部、研发部、产品质量部、综合部等所有涉及服务数据生成的部门。</w:t>
       </w:r>
     </w:p>
     <w:p>
@@ -10101,7 +10101,7 @@
                 <w:rFonts w:ascii="Arial" w:eastAsia="宋体"/>
                 <w:sz w:val="24"/>
               </w:rPr>
-              <w:t>产品产品质量部经理、产品产品质量部专员</w:t>
+              <w:t>产品质量部经理、产品质量部专员</w:t>
             </w:r>
           </w:p>
         </w:tc>
@@ -10328,7 +10328,7 @@
         <w:bidi w:val="0"/>
       </w:pPr>
       <w:r>
-        <w:t>各部门（研发部、产品产品质量部、综合部）负责对本部门电子文件的管理，应指定专人对电子文件进行收集、整理，主要职责如下：</w:t>
+        <w:t>各部门（研发部、产品质量部、综合部）负责对本部门电子文件的管理，应指定专人对电子文件进行收集、整理，主要职责如下：</w:t>
       </w:r>
     </w:p>
     <w:p>
@@ -10384,7 +10384,7 @@
         <w:ind w:left="425" w:hanging="425" w:leftChars="0" w:firstLineChars="0"/>
       </w:pPr>
       <w:r>
-        <w:t>产品产品质量部专员负责质量检查数据的收集、整理。</w:t>
+        <w:t>产品质量部专员负责质量检查数据的收集、整理。</w:t>
       </w:r>
     </w:p>
     <w:p>
@@ -11730,7 +11730,7 @@
               <w:jc w:val="left"/>
             </w:pPr>
             <w:r>
-              <w:t>产品产品质量部</w:t>
+              <w:t>产品质量部</w:t>
             </w:r>
           </w:p>
         </w:tc>
@@ -13953,7 +13953,7 @@
               <w:jc w:val="left"/>
             </w:pPr>
             <w:r>
-              <w:t>产品产品质量部专员</w:t>
+              <w:t>产品质量部专员</w:t>
             </w:r>
           </w:p>
         </w:tc>
@@ -17713,7 +17713,7 @@
                 <w:rFonts w:hint="eastAsia"/>
                 <w:lang w:val="en-US" w:eastAsia="zh-CN"/>
               </w:rPr>
-              <w:t>产品产品质量部</w:t>
+              <w:t>产品质量部</w:t>
             </w:r>
             <w:bookmarkStart w:id="51" w:name="_GoBack"/>
             <w:bookmarkEnd w:id="51"/>
@@ -18777,7 +18777,7 @@
               <w:jc w:val="center"/>
             </w:pPr>
             <w:r>
-              <w:t>产品产品质量部</w:t>
+              <w:t>产品质量部</w:t>
             </w:r>
           </w:p>
         </w:tc>
@@ -18808,7 +18808,7 @@
               <w:jc w:val="center"/>
             </w:pPr>
             <w:r>
-              <w:t>产品产品质量部专员</w:t>
+              <w:t>产品质量部专员</w:t>
             </w:r>
           </w:p>
         </w:tc>
